--- a/3course/2sem/practice/Звіт_Практика_Гулковська_ІПС_32.docx
+++ b/3course/2sem/practice/Звіт_Практика_Гулковська_ІПС_32.docx
@@ -404,6 +404,102 @@
             <w:pPr>
               <w:spacing w:line="259" w:lineRule="auto"/>
               <w:rPr>
+                <w:noProof/>
+                <w:sz w:val="28"/>
+                <w:szCs w:val="28"/>
+                <w:lang w:val="uk-UA"/>
+              </w:rPr>
+            </w:pPr>
+          </w:p>
+          <w:p>
+            <w:pPr>
+              <w:spacing w:line="259" w:lineRule="auto"/>
+              <w:rPr>
+                <w:b/>
+                <w:noProof/>
+                <w:color w:val="000000"/>
+                <w:sz w:val="28"/>
+                <w:szCs w:val="28"/>
+                <w:lang w:val="uk-UA"/>
+              </w:rPr>
+            </w:pPr>
+            <w:r>
+              <w:rPr>
+                <w:b/>
+                <w:noProof/>
+                <w:color w:val="000000"/>
+                <w:sz w:val="28"/>
+                <w:szCs w:val="28"/>
+                <w:lang w:val="uk-UA"/>
+              </w:rPr>
+              <w:drawing>
+                <wp:anchor distT="0" distB="0" distL="114300" distR="114300" simplePos="0" relativeHeight="251658240" behindDoc="0" locked="0" layoutInCell="1" allowOverlap="1" wp14:anchorId="0226CD33" wp14:editId="2BC41B56">
+                  <wp:simplePos x="0" y="0"/>
+                  <wp:positionH relativeFrom="column">
+                    <wp:posOffset>1748790</wp:posOffset>
+                  </wp:positionH>
+                  <wp:positionV relativeFrom="paragraph">
+                    <wp:posOffset>52070</wp:posOffset>
+                  </wp:positionV>
+                  <wp:extent cx="1031211" cy="563880"/>
+                  <wp:effectExtent l="0" t="0" r="0" b="7620"/>
+                  <wp:wrapNone/>
+                  <wp:docPr id="5" name="Рисунок 5"/>
+                  <wp:cNvGraphicFramePr>
+                    <a:graphicFrameLocks xmlns:a="http://schemas.openxmlformats.org/drawingml/2006/main" noChangeAspect="1"/>
+                  </wp:cNvGraphicFramePr>
+                  <a:graphic xmlns:a="http://schemas.openxmlformats.org/drawingml/2006/main">
+                    <a:graphicData uri="http://schemas.openxmlformats.org/drawingml/2006/picture">
+                      <pic:pic xmlns:pic="http://schemas.openxmlformats.org/drawingml/2006/picture">
+                        <pic:nvPicPr>
+                          <pic:cNvPr id="5" name="IMG_6767.png"/>
+                          <pic:cNvPicPr/>
+                        </pic:nvPicPr>
+                        <pic:blipFill rotWithShape="1">
+                          <a:blip r:embed="rId8" cstate="print">
+                            <a:extLst>
+                              <a:ext uri="{28A0092B-C50C-407E-A947-70E740481C1C}">
+                                <a14:useLocalDpi xmlns:a14="http://schemas.microsoft.com/office/drawing/2010/main" val="0"/>
+                              </a:ext>
+                            </a:extLst>
+                          </a:blip>
+                          <a:srcRect t="19592" b="26340"/>
+                          <a:stretch/>
+                        </pic:blipFill>
+                        <pic:spPr bwMode="auto">
+                          <a:xfrm>
+                            <a:off x="0" y="0"/>
+                            <a:ext cx="1031211" cy="563880"/>
+                          </a:xfrm>
+                          <a:prstGeom prst="rect">
+                            <a:avLst/>
+                          </a:prstGeom>
+                          <a:ln>
+                            <a:noFill/>
+                          </a:ln>
+                          <a:extLst>
+                            <a:ext uri="{53640926-AAD7-44D8-BBD7-CCE9431645EC}">
+                              <a14:shadowObscured xmlns:a14="http://schemas.microsoft.com/office/drawing/2010/main"/>
+                            </a:ext>
+                          </a:extLst>
+                        </pic:spPr>
+                      </pic:pic>
+                    </a:graphicData>
+                  </a:graphic>
+                  <wp14:sizeRelH relativeFrom="margin">
+                    <wp14:pctWidth>0</wp14:pctWidth>
+                  </wp14:sizeRelH>
+                  <wp14:sizeRelV relativeFrom="margin">
+                    <wp14:pctHeight>0</wp14:pctHeight>
+                  </wp14:sizeRelV>
+                </wp:anchor>
+              </w:drawing>
+            </w:r>
+          </w:p>
+          <w:p>
+            <w:pPr>
+              <w:spacing w:line="259" w:lineRule="auto"/>
+              <w:rPr>
                 <w:b/>
                 <w:noProof/>
                 <w:color w:val="000000"/>
@@ -482,6 +578,9 @@
           </w:p>
           <w:p>
             <w:pPr>
+              <w:tabs>
+                <w:tab w:val="left" w:pos="2628"/>
+              </w:tabs>
               <w:rPr>
                 <w:noProof/>
                 <w:sz w:val="28"/>
@@ -497,6 +596,15 @@
                 <w:lang w:val="uk-UA" w:eastAsia="en-US"/>
               </w:rPr>
               <w:t>асистент</w:t>
+            </w:r>
+            <w:r>
+              <w:rPr>
+                <w:noProof/>
+                <w:sz w:val="28"/>
+                <w:szCs w:val="28"/>
+                <w:lang w:val="uk-UA" w:eastAsia="en-US"/>
+              </w:rPr>
+              <w:tab/>
             </w:r>
           </w:p>
           <w:p>
@@ -620,6 +728,8 @@
               <w:rPr>
                 <w:noProof/>
                 <w:color w:val="000000"/>
+                <w:sz w:val="28"/>
+                <w:szCs w:val="28"/>
                 <w:lang w:val="uk-UA" w:eastAsia="en-US"/>
               </w:rPr>
             </w:pPr>
@@ -633,6 +743,27 @@
               </w:rPr>
               <w:t>Керівник практики від бази практики:</w:t>
             </w:r>
+          </w:p>
+          <w:p>
+            <w:pPr>
+              <w:rPr>
+                <w:noProof/>
+                <w:color w:val="000000"/>
+                <w:lang w:val="uk-UA" w:eastAsia="en-US"/>
+              </w:rPr>
+            </w:pPr>
+            <w:r>
+              <w:rPr>
+                <w:noProof/>
+                <w:color w:val="000000"/>
+                <w:sz w:val="28"/>
+                <w:szCs w:val="28"/>
+                <w:lang w:val="uk-UA" w:eastAsia="en-US"/>
+              </w:rPr>
+              <w:t>ФОП</w:t>
+            </w:r>
+            <w:bookmarkStart w:id="0" w:name="_GoBack"/>
+            <w:bookmarkEnd w:id="0"/>
           </w:p>
           <w:p>
             <w:pPr>
@@ -691,6 +822,71 @@
                 <w:lang w:val="uk-UA" w:eastAsia="en-US"/>
               </w:rPr>
             </w:pPr>
+            <w:r>
+              <w:rPr>
+                <w:b/>
+                <w:noProof/>
+                <w:color w:val="000000"/>
+                <w:sz w:val="28"/>
+                <w:szCs w:val="28"/>
+                <w:lang w:val="uk-UA"/>
+              </w:rPr>
+              <w:drawing>
+                <wp:anchor distT="0" distB="0" distL="114300" distR="114300" simplePos="0" relativeHeight="251659264" behindDoc="0" locked="0" layoutInCell="1" allowOverlap="1" wp14:anchorId="6298F7A5" wp14:editId="1C9A2B82">
+                  <wp:simplePos x="0" y="0"/>
+                  <wp:positionH relativeFrom="column">
+                    <wp:posOffset>1760220</wp:posOffset>
+                  </wp:positionH>
+                  <wp:positionV relativeFrom="paragraph">
+                    <wp:posOffset>197485</wp:posOffset>
+                  </wp:positionV>
+                  <wp:extent cx="1016616" cy="624840"/>
+                  <wp:effectExtent l="0" t="0" r="0" b="3810"/>
+                  <wp:wrapNone/>
+                  <wp:docPr id="6" name="Рисунок 6"/>
+                  <wp:cNvGraphicFramePr>
+                    <a:graphicFrameLocks xmlns:a="http://schemas.openxmlformats.org/drawingml/2006/main" noChangeAspect="1"/>
+                  </wp:cNvGraphicFramePr>
+                  <a:graphic xmlns:a="http://schemas.openxmlformats.org/drawingml/2006/main">
+                    <a:graphicData uri="http://schemas.openxmlformats.org/drawingml/2006/picture">
+                      <pic:pic xmlns:pic="http://schemas.openxmlformats.org/drawingml/2006/picture">
+                        <pic:nvPicPr>
+                          <pic:cNvPr id="6" name="Vector 485.png"/>
+                          <pic:cNvPicPr/>
+                        </pic:nvPicPr>
+                        <pic:blipFill>
+                          <a:blip r:embed="rId9" cstate="print">
+                            <a:extLst>
+                              <a:ext uri="{28A0092B-C50C-407E-A947-70E740481C1C}">
+                                <a14:useLocalDpi xmlns:a14="http://schemas.microsoft.com/office/drawing/2010/main" val="0"/>
+                              </a:ext>
+                            </a:extLst>
+                          </a:blip>
+                          <a:stretch>
+                            <a:fillRect/>
+                          </a:stretch>
+                        </pic:blipFill>
+                        <pic:spPr>
+                          <a:xfrm>
+                            <a:off x="0" y="0"/>
+                            <a:ext cx="1016616" cy="624840"/>
+                          </a:xfrm>
+                          <a:prstGeom prst="rect">
+                            <a:avLst/>
+                          </a:prstGeom>
+                        </pic:spPr>
+                      </pic:pic>
+                    </a:graphicData>
+                  </a:graphic>
+                  <wp14:sizeRelH relativeFrom="margin">
+                    <wp14:pctWidth>0</wp14:pctWidth>
+                  </wp14:sizeRelH>
+                  <wp14:sizeRelV relativeFrom="margin">
+                    <wp14:pctHeight>0</wp14:pctHeight>
+                  </wp14:sizeRelV>
+                </wp:anchor>
+              </w:drawing>
+            </w:r>
           </w:p>
           <w:p>
             <w:pPr>
@@ -761,6 +957,76 @@
       <w:r>
         <w:rPr>
           <w:noProof/>
+          <w:sz w:val="28"/>
+          <w:szCs w:val="28"/>
+          <w:lang w:val="uk-UA"/>
+        </w:rPr>
+        <w:drawing>
+          <wp:anchor distT="0" distB="0" distL="114300" distR="114300" simplePos="0" relativeHeight="251660288" behindDoc="1" locked="0" layoutInCell="1" allowOverlap="1" wp14:anchorId="0D4842F8" wp14:editId="360E7FC6">
+            <wp:simplePos x="0" y="0"/>
+            <wp:positionH relativeFrom="column">
+              <wp:posOffset>4568190</wp:posOffset>
+            </wp:positionH>
+            <wp:positionV relativeFrom="paragraph">
+              <wp:posOffset>641985</wp:posOffset>
+            </wp:positionV>
+            <wp:extent cx="901496" cy="457200"/>
+            <wp:effectExtent l="0" t="0" r="0" b="0"/>
+            <wp:wrapNone/>
+            <wp:docPr id="8" name="Рисунок 8"/>
+            <wp:cNvGraphicFramePr>
+              <a:graphicFrameLocks xmlns:a="http://schemas.openxmlformats.org/drawingml/2006/main" noChangeAspect="1"/>
+            </wp:cNvGraphicFramePr>
+            <a:graphic xmlns:a="http://schemas.openxmlformats.org/drawingml/2006/main">
+              <a:graphicData uri="http://schemas.openxmlformats.org/drawingml/2006/picture">
+                <pic:pic xmlns:pic="http://schemas.openxmlformats.org/drawingml/2006/picture">
+                  <pic:nvPicPr>
+                    <pic:cNvPr id="8" name="IMG_6767.png"/>
+                    <pic:cNvPicPr/>
+                  </pic:nvPicPr>
+                  <pic:blipFill rotWithShape="1">
+                    <a:blip r:embed="rId10" cstate="print">
+                      <a:extLst>
+                        <a:ext uri="{28A0092B-C50C-407E-A947-70E740481C1C}">
+                          <a14:useLocalDpi xmlns:a14="http://schemas.microsoft.com/office/drawing/2010/main" val="0"/>
+                        </a:ext>
+                      </a:extLst>
+                    </a:blip>
+                    <a:srcRect t="22132" b="27720"/>
+                    <a:stretch/>
+                  </pic:blipFill>
+                  <pic:spPr bwMode="auto">
+                    <a:xfrm>
+                      <a:off x="0" y="0"/>
+                      <a:ext cx="901496" cy="457200"/>
+                    </a:xfrm>
+                    <a:prstGeom prst="rect">
+                      <a:avLst/>
+                    </a:prstGeom>
+                    <a:ln>
+                      <a:noFill/>
+                    </a:ln>
+                    <a:extLst>
+                      <a:ext uri="{53640926-AAD7-44D8-BBD7-CCE9431645EC}">
+                        <a14:shadowObscured xmlns:a14="http://schemas.microsoft.com/office/drawing/2010/main"/>
+                      </a:ext>
+                    </a:extLst>
+                  </pic:spPr>
+                </pic:pic>
+              </a:graphicData>
+            </a:graphic>
+            <wp14:sizeRelH relativeFrom="margin">
+              <wp14:pctWidth>0</wp14:pctWidth>
+            </wp14:sizeRelH>
+            <wp14:sizeRelV relativeFrom="margin">
+              <wp14:pctHeight>0</wp14:pctHeight>
+            </wp14:sizeRelV>
+          </wp:anchor>
+        </w:drawing>
+      </w:r>
+      <w:r>
+        <w:rPr>
+          <w:noProof/>
           <w:color w:val="000000"/>
           <w:sz w:val="28"/>
           <w:szCs w:val="28"/>
@@ -834,19 +1100,6 @@
         </w:rPr>
         <w:t xml:space="preserve">                                                  </w:t>
       </w:r>
-    </w:p>
-    <w:p>
-      <w:pPr>
-        <w:spacing w:after="160" w:line="259" w:lineRule="auto"/>
-        <w:rPr>
-          <w:rFonts w:eastAsia="Calibri"/>
-          <w:b/>
-          <w:noProof/>
-          <w:sz w:val="28"/>
-          <w:szCs w:val="28"/>
-          <w:lang w:val="uk-UA" w:eastAsia="en-US"/>
-        </w:rPr>
-      </w:pPr>
     </w:p>
     <w:p>
       <w:pPr>
@@ -905,6 +1158,7 @@
           <w:color w:val="auto"/>
           <w:sz w:val="20"/>
           <w:szCs w:val="20"/>
+          <w:lang w:val="uk"/>
         </w:rPr>
         <w:id w:val="1136150457"/>
         <w:docPartObj>
@@ -1655,7 +1909,7 @@
           <w:lang w:val="uk-UA"/>
         </w:rPr>
       </w:pPr>
-      <w:bookmarkStart w:id="0" w:name="_Toc223743765"/>
+      <w:bookmarkStart w:id="1" w:name="_Toc223743765"/>
       <w:r>
         <w:rPr>
           <w:noProof/>
@@ -1664,7 +1918,7 @@
         <w:lastRenderedPageBreak/>
         <w:t>Вступ.</w:t>
       </w:r>
-      <w:bookmarkEnd w:id="0"/>
+      <w:bookmarkEnd w:id="1"/>
     </w:p>
     <w:p>
       <w:pPr>
@@ -1803,7 +2057,7 @@
           <w:lang w:val="uk-UA"/>
         </w:rPr>
       </w:pPr>
-      <w:bookmarkStart w:id="1" w:name="_Toc223743766"/>
+      <w:bookmarkStart w:id="2" w:name="_Toc223743766"/>
       <w:r>
         <w:rPr>
           <w:noProof/>
@@ -1812,7 +2066,7 @@
         <w:lastRenderedPageBreak/>
         <w:t>Постановка завдання.</w:t>
       </w:r>
-      <w:bookmarkEnd w:id="1"/>
+      <w:bookmarkEnd w:id="2"/>
     </w:p>
     <w:p>
       <w:pPr>
@@ -2290,7 +2544,7 @@
           <w:lang w:val="uk-UA"/>
         </w:rPr>
       </w:pPr>
-      <w:bookmarkStart w:id="2" w:name="_Toc223743767"/>
+      <w:bookmarkStart w:id="3" w:name="_Toc223743767"/>
       <w:r>
         <w:rPr>
           <w:noProof/>
@@ -2299,7 +2553,7 @@
         <w:lastRenderedPageBreak/>
         <w:t>Реалізація інтерфейсу.</w:t>
       </w:r>
-      <w:bookmarkEnd w:id="2"/>
+      <w:bookmarkEnd w:id="3"/>
     </w:p>
     <w:p>
       <w:pPr>
@@ -2678,7 +2932,7 @@
           <w:lang w:val="uk-UA"/>
         </w:rPr>
       </w:pPr>
-      <w:bookmarkStart w:id="3" w:name="_Toc223743768"/>
+      <w:bookmarkStart w:id="4" w:name="_Toc223743768"/>
       <w:r>
         <w:rPr>
           <w:noProof/>
@@ -2687,7 +2941,7 @@
         <w:lastRenderedPageBreak/>
         <w:t>Документація, внутрішні процеси.</w:t>
       </w:r>
-      <w:bookmarkEnd w:id="3"/>
+      <w:bookmarkEnd w:id="4"/>
     </w:p>
     <w:p>
       <w:pPr>
@@ -2893,7 +3147,7 @@
           <w:lang w:val="uk-UA"/>
         </w:rPr>
       </w:pPr>
-      <w:bookmarkStart w:id="4" w:name="_Toc223743769"/>
+      <w:bookmarkStart w:id="5" w:name="_Toc223743769"/>
       <w:r>
         <w:rPr>
           <w:noProof/>
@@ -2901,7 +3155,7 @@
         </w:rPr>
         <w:t>Перевірка якості та сумісності.</w:t>
       </w:r>
-      <w:bookmarkEnd w:id="4"/>
+      <w:bookmarkEnd w:id="5"/>
     </w:p>
     <w:p>
       <w:pPr>
@@ -3164,7 +3418,7 @@
           <w:lang w:val="uk-UA"/>
         </w:rPr>
       </w:pPr>
-      <w:bookmarkStart w:id="5" w:name="_Toc223743770"/>
+      <w:bookmarkStart w:id="6" w:name="_Toc223743770"/>
       <w:r>
         <w:rPr>
           <w:noProof/>
@@ -3173,7 +3427,7 @@
         <w:lastRenderedPageBreak/>
         <w:t>Результати.</w:t>
       </w:r>
-      <w:bookmarkEnd w:id="5"/>
+      <w:bookmarkEnd w:id="6"/>
     </w:p>
     <w:p>
       <w:pPr>
@@ -3225,7 +3479,7 @@
                     <pic:cNvPicPr/>
                   </pic:nvPicPr>
                   <pic:blipFill rotWithShape="1">
-                    <a:blip r:embed="rId8" cstate="print">
+                    <a:blip r:embed="rId11" cstate="print">
                       <a:extLst>
                         <a:ext uri="{28A0092B-C50C-407E-A947-70E740481C1C}">
                           <a14:useLocalDpi xmlns:a14="http://schemas.microsoft.com/office/drawing/2010/main" val="0"/>
@@ -3279,7 +3533,7 @@
                     <pic:cNvPicPr/>
                   </pic:nvPicPr>
                   <pic:blipFill rotWithShape="1">
-                    <a:blip r:embed="rId9" cstate="print">
+                    <a:blip r:embed="rId12" cstate="print">
                       <a:extLst>
                         <a:ext uri="{28A0092B-C50C-407E-A947-70E740481C1C}">
                           <a14:useLocalDpi xmlns:a14="http://schemas.microsoft.com/office/drawing/2010/main" val="0"/>
@@ -3354,7 +3608,7 @@
                     <pic:cNvPicPr/>
                   </pic:nvPicPr>
                   <pic:blipFill rotWithShape="1">
-                    <a:blip r:embed="rId10" cstate="print">
+                    <a:blip r:embed="rId13" cstate="print">
                       <a:extLst>
                         <a:ext uri="{28A0092B-C50C-407E-A947-70E740481C1C}">
                           <a14:useLocalDpi xmlns:a14="http://schemas.microsoft.com/office/drawing/2010/main" val="0"/>
@@ -3417,7 +3671,7 @@
           <w:lang w:val="uk-UA"/>
         </w:rPr>
       </w:pPr>
-      <w:bookmarkStart w:id="6" w:name="_Toc223743771"/>
+      <w:bookmarkStart w:id="7" w:name="_Toc223743771"/>
       <w:r>
         <w:rPr>
           <w:noProof/>
@@ -3426,7 +3680,7 @@
         <w:lastRenderedPageBreak/>
         <w:t>Висновки.</w:t>
       </w:r>
-      <w:bookmarkEnd w:id="6"/>
+      <w:bookmarkEnd w:id="7"/>
     </w:p>
     <w:p>
       <w:pPr>
@@ -3526,8 +3780,6 @@
         </w:rPr>
         <w:t xml:space="preserve"> підходи реалізації: розділення відповідальностей між бекендом та фронтендом, використання патернів проєктування, робота з зовнішніми API та браузерними можливостями. Отримано досвід роботи в команді.</w:t>
       </w:r>
-      <w:bookmarkStart w:id="7" w:name="_GoBack"/>
-      <w:bookmarkEnd w:id="7"/>
     </w:p>
     <w:p>
       <w:pPr>
@@ -3551,7 +3803,7 @@
       </w:r>
     </w:p>
     <w:sectPr>
-      <w:footerReference w:type="default" r:id="rId11"/>
+      <w:footerReference w:type="default" r:id="rId14"/>
       <w:pgSz w:w="11906" w:h="16838"/>
       <w:pgMar w:top="851" w:right="851" w:bottom="851" w:left="1134" w:header="709" w:footer="709" w:gutter="0"/>
       <w:pgNumType w:start="1"/>
@@ -3612,7 +3864,7 @@
             <w:noProof/>
             <w:lang w:val="uk-UA"/>
           </w:rPr>
-          <w:t>12</w:t>
+          <w:t>13</w:t>
         </w:r>
         <w:r>
           <w:fldChar w:fldCharType="end"/>
@@ -4721,7 +4973,7 @@
 </file>
 
 <file path=customXml/itemProps2.xml><?xml version="1.0" encoding="utf-8"?>
-<ds:datastoreItem xmlns:ds="http://schemas.openxmlformats.org/officeDocument/2006/customXml" ds:itemID="{1C4ED047-AC52-4C9D-869D-956E9E64EE0A}">
+<ds:datastoreItem xmlns:ds="http://schemas.openxmlformats.org/officeDocument/2006/customXml" ds:itemID="{29F8FDCD-3DDC-4833-BE03-C53E4D53D4F5}">
   <ds:schemaRefs>
     <ds:schemaRef ds:uri="http://schemas.openxmlformats.org/officeDocument/2006/bibliography"/>
   </ds:schemaRefs>
